--- a/SOC 2 Security Readiness & Audit Evidence Package for Live E-commerce Platform/04_Report/SOC2_Audit_Report.docx
+++ b/SOC 2 Security Readiness & Audit Evidence Package for Live E-commerce Platform/04_Report/SOC2_Audit_Report.docx
@@ -225,6 +225,90 @@
     </w:p>
     <w:p>
       <w:pPr>
+        <w:pStyle w:val="Normal"/>
+        <w:rPr>
+          <w:noProof w:val="0"/>
+          <w:lang w:val="en-US"/>
+        </w:rPr>
+      </w:pPr>
+      <w:r>
+        <w:rPr>
+          <w:noProof w:val="0"/>
+          <w:lang w:val="en-US"/>
+        </w:rPr>
+        <w:t xml:space="preserve">Control testing was performed to evaluate both design effectiveness (Test of Design - </w:t>
+      </w:r>
+      <w:r>
+        <w:rPr>
+          <w:noProof w:val="0"/>
+          <w:lang w:val="en-US"/>
+        </w:rPr>
+        <w:t>ToD</w:t>
+      </w:r>
+      <w:r>
+        <w:rPr>
+          <w:noProof w:val="0"/>
+          <w:lang w:val="en-US"/>
+        </w:rPr>
+        <w:t xml:space="preserve">) and operating effectiveness (Test of Operating Effectiveness - </w:t>
+      </w:r>
+      <w:r>
+        <w:rPr>
+          <w:noProof w:val="0"/>
+          <w:lang w:val="en-US"/>
+        </w:rPr>
+        <w:t>ToOE</w:t>
+      </w:r>
+      <w:r>
+        <w:rPr>
+          <w:noProof w:val="0"/>
+          <w:lang w:val="en-US"/>
+        </w:rPr>
+        <w:t>).</w:t>
+      </w:r>
+    </w:p>
+    <w:p>
+      <w:pPr>
+        <w:pStyle w:val="Normal"/>
+      </w:pPr>
+      <w:r>
+        <w:rPr>
+          <w:noProof w:val="0"/>
+          <w:lang w:val="en-US"/>
+        </w:rPr>
+        <w:t>A total of 18 controls were tested, with the majority determined to be ineffective or partially effective.</w:t>
+      </w:r>
+    </w:p>
+    <w:p>
+      <w:pPr>
+        <w:pStyle w:val="Normal"/>
+      </w:pPr>
+      <w:r>
+        <w:rPr>
+          <w:noProof w:val="0"/>
+          <w:lang w:val="en-US"/>
+        </w:rPr>
+        <w:t>The results indicate a low level of control maturity and highlight significant gaps in control implementation and operational consistency.</w:t>
+      </w:r>
+    </w:p>
+    <w:p>
+      <w:pPr>
+        <w:pStyle w:val="Normal"/>
+        <w:rPr>
+          <w:noProof w:val="0"/>
+          <w:lang w:val="en-US"/>
+        </w:rPr>
+      </w:pPr>
+      <w:r>
+        <w:rPr>
+          <w:noProof w:val="0"/>
+          <w:lang w:val="en-US"/>
+        </w:rPr>
+        <w:t>This level of deficiency indicates that the system would not meet SOC 2 audit requirements in its current state.</w:t>
+      </w:r>
+    </w:p>
+    <w:p>
+      <w:pPr>
         <w:pStyle w:val="Heading2"/>
         <w:rPr>
           <w:noProof w:val="0"/>
@@ -360,6 +444,15 @@
     </w:p>
     <w:p>
       <w:pPr>
+        <w:pStyle w:val="Normal"/>
+        <w:rPr>
+          <w:noProof w:val="0"/>
+          <w:lang w:val="en-US"/>
+        </w:rPr>
+      </w:pPr>
+    </w:p>
+    <w:p>
+      <w:pPr>
         <w:pStyle w:val="Heading2"/>
         <w:rPr>
           <w:noProof w:val="0"/>
@@ -497,6 +590,163 @@
     </w:p>
     <w:p>
       <w:pPr>
+        <w:pStyle w:val="Heading3"/>
+        <w:rPr>
+          <w:noProof w:val="0"/>
+          <w:lang w:val="en-US"/>
+        </w:rPr>
+      </w:pPr>
+      <w:r>
+        <w:rPr>
+          <w:noProof w:val="0"/>
+          <w:lang w:val="en-US"/>
+        </w:rPr>
+        <w:t>Control Testing Approach</w:t>
+      </w:r>
+    </w:p>
+    <w:p>
+      <w:pPr>
+        <w:pStyle w:val="Normal"/>
+        <w:rPr>
+          <w:noProof w:val="0"/>
+          <w:lang w:val="en-US"/>
+        </w:rPr>
+      </w:pPr>
+      <w:r>
+        <w:rPr>
+          <w:noProof w:val="0"/>
+          <w:lang w:val="en-US"/>
+        </w:rPr>
+        <w:t xml:space="preserve">Controls were tested for both design effectiveness (Test of Design - </w:t>
+      </w:r>
+      <w:r>
+        <w:rPr>
+          <w:noProof w:val="0"/>
+          <w:lang w:val="en-US"/>
+        </w:rPr>
+        <w:t>ToD</w:t>
+      </w:r>
+      <w:r>
+        <w:rPr>
+          <w:noProof w:val="0"/>
+          <w:lang w:val="en-US"/>
+        </w:rPr>
+        <w:t xml:space="preserve">) and operating effectiveness (Test of Operating Effectiveness - </w:t>
+      </w:r>
+      <w:r>
+        <w:rPr>
+          <w:noProof w:val="0"/>
+          <w:lang w:val="en-US"/>
+        </w:rPr>
+        <w:t>ToOE</w:t>
+      </w:r>
+      <w:r>
+        <w:rPr>
+          <w:noProof w:val="0"/>
+          <w:lang w:val="en-US"/>
+        </w:rPr>
+        <w:t>).</w:t>
+      </w:r>
+    </w:p>
+    <w:p>
+      <w:pPr>
+        <w:pStyle w:val="Normal"/>
+      </w:pPr>
+      <w:r>
+        <w:rPr>
+          <w:noProof w:val="0"/>
+          <w:lang w:val="en-US"/>
+        </w:rPr>
+        <w:t>Test of Design evaluates whether a control is appropriately designed to mitigate the associated risk.</w:t>
+      </w:r>
+    </w:p>
+    <w:p>
+      <w:pPr>
+        <w:pStyle w:val="Normal"/>
+      </w:pPr>
+      <w:r>
+        <w:rPr>
+          <w:noProof w:val="0"/>
+          <w:lang w:val="en-US"/>
+        </w:rPr>
+        <w:t xml:space="preserve">Test of Operating Effectiveness evaluates whether the control </w:t>
+      </w:r>
+      <w:r>
+        <w:rPr>
+          <w:noProof w:val="0"/>
+          <w:lang w:val="en-US"/>
+        </w:rPr>
+        <w:t>operates</w:t>
+      </w:r>
+      <w:r>
+        <w:rPr>
+          <w:noProof w:val="0"/>
+          <w:lang w:val="en-US"/>
+        </w:rPr>
+        <w:t xml:space="preserve"> consistently over time.</w:t>
+      </w:r>
+    </w:p>
+    <w:p>
+      <w:pPr>
+        <w:pStyle w:val="Normal"/>
+      </w:pPr>
+      <w:r>
+        <w:rPr>
+          <w:noProof w:val="0"/>
+          <w:lang w:val="en-US"/>
+        </w:rPr>
+        <w:t xml:space="preserve">Testing was performed using a structured audit </w:t>
+      </w:r>
+      <w:r>
+        <w:rPr>
+          <w:noProof w:val="0"/>
+          <w:lang w:val="en-US"/>
+        </w:rPr>
+        <w:t>methodology</w:t>
+      </w:r>
+      <w:r>
+        <w:rPr>
+          <w:noProof w:val="0"/>
+          <w:lang w:val="en-US"/>
+        </w:rPr>
+        <w:t>, including sampling and evidence evaluation.</w:t>
+      </w:r>
+    </w:p>
+    <w:p>
+      <w:pPr>
+        <w:pStyle w:val="Normal"/>
+      </w:pPr>
+      <w:r>
+        <w:rPr>
+          <w:noProof w:val="0"/>
+          <w:lang w:val="en-US"/>
+        </w:rPr>
+        <w:t>Sampling was conducted using a judgmental approach, selecting 3 to 5 samples per control where applicable.</w:t>
+      </w:r>
+    </w:p>
+    <w:p>
+      <w:pPr>
+        <w:pStyle w:val="Normal"/>
+      </w:pPr>
+      <w:r>
+        <w:rPr>
+          <w:noProof w:val="0"/>
+          <w:lang w:val="en-US"/>
+        </w:rPr>
+        <w:t>Evidence was evaluated based on relevance, reliability, and sufficiency.</w:t>
+      </w:r>
+    </w:p>
+    <w:p>
+      <w:pPr>
+        <w:pStyle w:val="Normal"/>
+        <w:rPr>
+          <w:noProof w:val="0"/>
+          <w:lang w:val="en-US"/>
+        </w:rPr>
+      </w:pPr>
+    </w:p>
+    <w:p>
+      <w:pPr>
         <w:pStyle w:val="Heading2"/>
         <w:rPr>
           <w:noProof w:val="0"/>
@@ -508,7 +758,14 @@
           <w:noProof w:val="0"/>
           <w:lang w:val="en-US"/>
         </w:rPr>
-        <w:t>4-</w:t>
+        <w:t>4</w:t>
+      </w:r>
+      <w:r>
+        <w:rPr>
+          <w:noProof w:val="0"/>
+          <w:lang w:val="en-US"/>
+        </w:rPr>
+        <w:t>-</w:t>
       </w:r>
       <w:r>
         <w:rPr>
@@ -520,6 +777,22 @@
     </w:p>
     <w:p>
       <w:pPr>
+        <w:pStyle w:val="Normal"/>
+        <w:rPr>
+          <w:noProof w:val="0"/>
+          <w:lang w:val="en-US"/>
+        </w:rPr>
+      </w:pPr>
+      <w:r>
+        <w:rPr>
+          <w:noProof w:val="0"/>
+          <w:lang w:val="en-US"/>
+        </w:rPr>
+        <w:t>The following findings are based on control testing results, including evaluation of design and operating effectiveness.</w:t>
+      </w:r>
+    </w:p>
+    <w:p>
+      <w:pPr>
         <w:pStyle w:val="Heading3"/>
       </w:pPr>
       <w:r>
@@ -703,6 +976,390 @@
           <w:noProof w:val="0"/>
           <w:lang w:val="en-US"/>
         </w:rPr>
+        <w:t xml:space="preserve">This creates </w:t>
+      </w:r>
+      <w:r>
+        <w:rPr>
+          <w:noProof w:val="0"/>
+          <w:lang w:val="en-US"/>
+        </w:rPr>
+        <w:t>a high risk</w:t>
+      </w:r>
+      <w:r>
+        <w:rPr>
+          <w:noProof w:val="0"/>
+          <w:lang w:val="en-US"/>
+        </w:rPr>
+        <w:t xml:space="preserve"> of untested or unauthorized changes being deployed to production.</w:t>
+      </w:r>
+    </w:p>
+    <w:p>
+      <w:pPr>
+        <w:pStyle w:val="Heading3"/>
+      </w:pPr>
+      <w:r>
+        <w:rPr>
+          <w:noProof w:val="0"/>
+          <w:lang w:val="en-US"/>
+        </w:rPr>
+        <w:t>Logging &amp; Monitoring</w:t>
+      </w:r>
+    </w:p>
+    <w:p>
+      <w:pPr>
+        <w:pStyle w:val="Normal"/>
+        <w:rPr>
+          <w:noProof w:val="0"/>
+          <w:lang w:val="en-US"/>
+        </w:rPr>
+      </w:pPr>
+      <w:r>
+        <w:rPr>
+          <w:noProof w:val="0"/>
+          <w:lang w:val="en-US"/>
+        </w:rPr>
+        <w:t>Logging is limited to system-level events and does not capture user activity or security-relevant events.</w:t>
+      </w:r>
+    </w:p>
+    <w:p>
+      <w:pPr>
+        <w:pStyle w:val="Normal"/>
+      </w:pPr>
+      <w:r>
+        <w:rPr>
+          <w:noProof w:val="0"/>
+          <w:lang w:val="en-US"/>
+        </w:rPr>
+        <w:t>No monitoring or alerting mechanisms are in place, limiting the system’s ability to detect and respond to incidents.</w:t>
+      </w:r>
+    </w:p>
+    <w:p>
+      <w:pPr>
+        <w:pStyle w:val="Heading3"/>
+      </w:pPr>
+      <w:r>
+        <w:rPr>
+          <w:noProof w:val="0"/>
+          <w:lang w:val="en-US"/>
+        </w:rPr>
+        <w:t>Third-Party Risk</w:t>
+      </w:r>
+    </w:p>
+    <w:p>
+      <w:pPr>
+        <w:pStyle w:val="Normal"/>
+        <w:rPr>
+          <w:noProof w:val="0"/>
+          <w:lang w:val="en-US"/>
+        </w:rPr>
+      </w:pPr>
+      <w:r>
+        <w:rPr>
+          <w:noProof w:val="0"/>
+          <w:lang w:val="en-US"/>
+        </w:rPr>
+        <w:t>No vendor risk assessment or external security evaluation has been performed for third-party services.</w:t>
+      </w:r>
+    </w:p>
+    <w:p>
+      <w:pPr>
+        <w:pStyle w:val="Normal"/>
+      </w:pPr>
+      <w:r>
+        <w:rPr>
+          <w:noProof w:val="0"/>
+          <w:lang w:val="en-US"/>
+        </w:rPr>
+        <w:t>This introduces potential supply chain risks.</w:t>
+      </w:r>
+    </w:p>
+    <w:p>
+      <w:pPr>
+        <w:pStyle w:val="Normal"/>
+        <w:rPr>
+          <w:noProof w:val="0"/>
+          <w:lang w:val="en-US"/>
+        </w:rPr>
+      </w:pPr>
+    </w:p>
+    <w:p>
+      <w:pPr>
+        <w:pStyle w:val="Heading2"/>
+      </w:pPr>
+      <w:r>
+        <w:rPr>
+          <w:noProof w:val="0"/>
+          <w:lang w:val="en-US"/>
+        </w:rPr>
+        <w:t>5</w:t>
+      </w:r>
+      <w:r>
+        <w:rPr>
+          <w:noProof w:val="0"/>
+          <w:lang w:val="en-US"/>
+        </w:rPr>
+        <w:t>-TESTING RESULTS SUMMARY</w:t>
+      </w:r>
+    </w:p>
+    <w:p>
+      <w:pPr>
+        <w:pStyle w:val="Normal"/>
+        <w:rPr>
+          <w:noProof w:val="0"/>
+          <w:lang w:val="en-US"/>
+        </w:rPr>
+      </w:pPr>
+      <w:r>
+        <w:rPr>
+          <w:noProof w:val="0"/>
+          <w:lang w:val="en-US"/>
+        </w:rPr>
+        <w:t>A total of 18 controls were tested as part of this assessment.</w:t>
+      </w:r>
+    </w:p>
+    <w:p>
+      <w:pPr>
+        <w:pStyle w:val="Normal"/>
+      </w:pPr>
+      <w:r>
+        <w:rPr>
+          <w:noProof w:val="0"/>
+          <w:lang w:val="en-US"/>
+        </w:rPr>
+        <w:t>- 12 controls were determined to be ineffective</w:t>
+      </w:r>
+    </w:p>
+    <w:p>
+      <w:pPr>
+        <w:pStyle w:val="Normal"/>
+      </w:pPr>
+      <w:r>
+        <w:rPr>
+          <w:noProof w:val="0"/>
+          <w:lang w:val="en-US"/>
+        </w:rPr>
+        <w:t>- 4 controls were partially effective</w:t>
+      </w:r>
+    </w:p>
+    <w:p>
+      <w:pPr>
+        <w:pStyle w:val="Normal"/>
+      </w:pPr>
+      <w:r>
+        <w:rPr>
+          <w:noProof w:val="0"/>
+          <w:lang w:val="en-US"/>
+        </w:rPr>
+        <w:t>- 2 controls were low-risk or not applicable</w:t>
+      </w:r>
+    </w:p>
+    <w:p>
+      <w:pPr>
+        <w:pStyle w:val="Normal"/>
+      </w:pPr>
+      <w:r>
+        <w:rPr>
+          <w:noProof w:val="0"/>
+          <w:lang w:val="en-US"/>
+        </w:rPr>
+        <w:t>Key weaknesses were identified in the following areas:</w:t>
+      </w:r>
+    </w:p>
+    <w:p>
+      <w:pPr>
+        <w:pStyle w:val="Normal"/>
+      </w:pPr>
+      <w:r>
+        <w:rPr>
+          <w:noProof w:val="0"/>
+          <w:lang w:val="en-US"/>
+        </w:rPr>
+        <w:t>- Authentication and access control</w:t>
+      </w:r>
+    </w:p>
+    <w:p>
+      <w:pPr>
+        <w:pStyle w:val="Normal"/>
+      </w:pPr>
+      <w:r>
+        <w:rPr>
+          <w:noProof w:val="0"/>
+          <w:lang w:val="en-US"/>
+        </w:rPr>
+        <w:t>- Change management</w:t>
+      </w:r>
+    </w:p>
+    <w:p>
+      <w:pPr>
+        <w:pStyle w:val="Normal"/>
+      </w:pPr>
+      <w:r>
+        <w:rPr>
+          <w:noProof w:val="0"/>
+          <w:lang w:val="en-US"/>
+        </w:rPr>
+        <w:t>- Logging and monitoring</w:t>
+      </w:r>
+    </w:p>
+    <w:p>
+      <w:pPr>
+        <w:pStyle w:val="Normal"/>
+      </w:pPr>
+      <w:r>
+        <w:rPr>
+          <w:noProof w:val="0"/>
+          <w:lang w:val="en-US"/>
+        </w:rPr>
+        <w:t>- Third-party risk management</w:t>
+      </w:r>
+    </w:p>
+    <w:p>
+      <w:pPr>
+        <w:pStyle w:val="Normal"/>
+      </w:pPr>
+      <w:r>
+        <w:rPr>
+          <w:noProof w:val="0"/>
+          <w:lang w:val="en-US"/>
+        </w:rPr>
+        <w:t>- Governance and policy framework</w:t>
+      </w:r>
+    </w:p>
+    <w:p>
+      <w:pPr>
+        <w:pStyle w:val="Normal"/>
+      </w:pPr>
+      <w:r>
+        <w:rPr>
+          <w:noProof w:val="0"/>
+          <w:lang w:val="en-US"/>
+        </w:rPr>
+        <w:t>These deficiencies significantly impact the overall security posture and increase the risk of unauthorized access, data exposure, and operational failures.</w:t>
+      </w:r>
+    </w:p>
+    <w:p>
+      <w:pPr>
+        <w:pStyle w:val="Normal"/>
+        <w:rPr>
+          <w:noProof w:val="0"/>
+          <w:lang w:val="en-US"/>
+        </w:rPr>
+      </w:pPr>
+    </w:p>
+    <w:p>
+      <w:pPr>
+        <w:pStyle w:val="Heading2"/>
+        <w:rPr>
+          <w:noProof w:val="0"/>
+          <w:lang w:val="en-US"/>
+        </w:rPr>
+      </w:pPr>
+      <w:r>
+        <w:rPr>
+          <w:noProof w:val="0"/>
+          <w:lang w:val="en-US"/>
+        </w:rPr>
+        <w:t>6</w:t>
+      </w:r>
+      <w:r>
+        <w:rPr>
+          <w:noProof w:val="0"/>
+          <w:lang w:val="en-US"/>
+        </w:rPr>
+        <w:t>-</w:t>
+      </w:r>
+      <w:r>
+        <w:rPr>
+          <w:noProof w:val="0"/>
+          <w:lang w:val="en-US"/>
+        </w:rPr>
+        <w:t xml:space="preserve"> CONCLUSION</w:t>
+      </w:r>
+    </w:p>
+    <w:p>
+      <w:pPr>
+        <w:pStyle w:val="Normal"/>
+        <w:rPr>
+          <w:noProof w:val="0"/>
+          <w:lang w:val="en-US"/>
+        </w:rPr>
+      </w:pPr>
+      <w:r>
+        <w:rPr>
+          <w:noProof w:val="0"/>
+          <w:lang w:val="en-US"/>
+        </w:rPr>
+        <w:t xml:space="preserve">The assessment </w:t>
+      </w:r>
+      <w:r>
+        <w:rPr>
+          <w:noProof w:val="0"/>
+          <w:lang w:val="en-US"/>
+        </w:rPr>
+        <w:t>indicates</w:t>
+      </w:r>
+      <w:r>
+        <w:rPr>
+          <w:noProof w:val="0"/>
+          <w:lang w:val="en-US"/>
+        </w:rPr>
+        <w:t xml:space="preserve"> that the system is not currently aligned with SOC 2 Security requirements.</w:t>
+      </w:r>
+    </w:p>
+    <w:p>
+      <w:pPr>
+        <w:pStyle w:val="Normal"/>
+      </w:pPr>
+      <w:r>
+        <w:rPr>
+          <w:noProof w:val="0"/>
+          <w:lang w:val="en-US"/>
+        </w:rPr>
+        <w:t xml:space="preserve">Multiple high-risk control gaps were </w:t>
+      </w:r>
+      <w:r>
+        <w:rPr>
+          <w:noProof w:val="0"/>
+          <w:lang w:val="en-US"/>
+        </w:rPr>
+        <w:t>identified</w:t>
+      </w:r>
+      <w:r>
+        <w:rPr>
+          <w:noProof w:val="0"/>
+          <w:lang w:val="en-US"/>
+        </w:rPr>
+        <w:t>, particularly in access control, data protection, and monitoring.</w:t>
+      </w:r>
+    </w:p>
+    <w:p>
+      <w:pPr>
+        <w:pStyle w:val="Normal"/>
+      </w:pPr>
+      <w:r>
+        <w:rPr>
+          <w:noProof w:val="0"/>
+          <w:lang w:val="en-US"/>
+        </w:rPr>
+        <w:t>To achieve SOC 2 readiness, the organization should prioritize the implementation of authentication, access controls, encryption, logging, and formal governance processes.</w:t>
+      </w:r>
+    </w:p>
+    <w:p>
+      <w:pPr>
+        <w:pStyle w:val="Normal"/>
+      </w:pPr>
+      <w:r>
+        <w:rPr>
+          <w:noProof w:val="0"/>
+          <w:lang w:val="en-US"/>
+        </w:rPr>
+        <w:t>Addressing these gaps will significantly improve the system’s security posture and readiness for audit.</w:t>
+      </w:r>
+      <w:r>
+        <w:rPr>
+          <w:noProof w:val="0"/>
+          <w:lang w:val="en-US"/>
+        </w:rPr>
         <w:t xml:space="preserve"> </w:t>
       </w:r>
     </w:p>
@@ -715,213 +1372,7 @@
           <w:noProof w:val="0"/>
           <w:lang w:val="en-US"/>
         </w:rPr>
-        <w:t xml:space="preserve">This creates </w:t>
-      </w:r>
-      <w:r>
-        <w:rPr>
-          <w:noProof w:val="0"/>
-          <w:lang w:val="en-US"/>
-        </w:rPr>
-        <w:t>a high risk</w:t>
-      </w:r>
-      <w:r>
-        <w:rPr>
-          <w:noProof w:val="0"/>
-          <w:lang w:val="en-US"/>
-        </w:rPr>
-        <w:t xml:space="preserve"> of untested or unauthorized changes being deployed to production.</w:t>
-      </w:r>
-    </w:p>
-    <w:p>
-      <w:pPr>
-        <w:pStyle w:val="Heading3"/>
-      </w:pPr>
-      <w:r>
-        <w:rPr>
-          <w:noProof w:val="0"/>
-          <w:lang w:val="en-US"/>
-        </w:rPr>
-        <w:t>Logging &amp; Monitoring</w:t>
-      </w:r>
-    </w:p>
-    <w:p>
-      <w:pPr>
-        <w:pStyle w:val="Normal"/>
-        <w:rPr>
-          <w:noProof w:val="0"/>
-          <w:lang w:val="en-US"/>
-        </w:rPr>
-      </w:pPr>
-      <w:r>
-        <w:rPr>
-          <w:noProof w:val="0"/>
-          <w:lang w:val="en-US"/>
-        </w:rPr>
-        <w:t>Logging is limited to system-level events and does not capture user activity or security-relevant events.</w:t>
-      </w:r>
-    </w:p>
-    <w:p>
-      <w:pPr>
-        <w:pStyle w:val="Normal"/>
-      </w:pPr>
-      <w:r>
-        <w:rPr>
-          <w:noProof w:val="0"/>
-          <w:lang w:val="en-US"/>
-        </w:rPr>
-        <w:t>No monitoring or alerting mechanisms are in place, limiting the system’s ability to detect and respond to incidents.</w:t>
-      </w:r>
-    </w:p>
-    <w:p>
-      <w:pPr>
-        <w:pStyle w:val="Heading3"/>
-      </w:pPr>
-      <w:r>
-        <w:rPr>
-          <w:noProof w:val="0"/>
-          <w:lang w:val="en-US"/>
-        </w:rPr>
-        <w:t>Third-Party Risk</w:t>
-      </w:r>
-    </w:p>
-    <w:p>
-      <w:pPr>
-        <w:pStyle w:val="Normal"/>
-        <w:rPr>
-          <w:noProof w:val="0"/>
-          <w:lang w:val="en-US"/>
-        </w:rPr>
-      </w:pPr>
-      <w:r>
-        <w:rPr>
-          <w:noProof w:val="0"/>
-          <w:lang w:val="en-US"/>
-        </w:rPr>
-        <w:t>No vendor risk assessment or external security evaluation has been performed for third-party services.</w:t>
-      </w:r>
-    </w:p>
-    <w:p>
-      <w:pPr>
-        <w:pStyle w:val="Normal"/>
-      </w:pPr>
-      <w:r>
-        <w:rPr>
-          <w:noProof w:val="0"/>
-          <w:lang w:val="en-US"/>
-        </w:rPr>
-        <w:t>This introduces potential supply chain risks.</w:t>
-      </w:r>
-    </w:p>
-    <w:p>
-      <w:pPr>
-        <w:pStyle w:val="Normal"/>
-        <w:rPr>
-          <w:noProof w:val="0"/>
-          <w:lang w:val="en-US"/>
-        </w:rPr>
-      </w:pPr>
-    </w:p>
-    <w:p>
-      <w:pPr>
-        <w:pStyle w:val="Heading2"/>
-        <w:rPr>
-          <w:noProof w:val="0"/>
-          <w:lang w:val="en-US"/>
-        </w:rPr>
-      </w:pPr>
-      <w:r>
-        <w:rPr>
-          <w:noProof w:val="0"/>
-          <w:lang w:val="en-US"/>
-        </w:rPr>
-        <w:t>5-</w:t>
-      </w:r>
-      <w:r>
-        <w:rPr>
-          <w:noProof w:val="0"/>
-          <w:lang w:val="en-US"/>
-        </w:rPr>
-        <w:t xml:space="preserve"> CONCLUSION</w:t>
-      </w:r>
-    </w:p>
-    <w:p>
-      <w:pPr>
-        <w:pStyle w:val="Normal"/>
-        <w:rPr>
-          <w:noProof w:val="0"/>
-          <w:lang w:val="en-US"/>
-        </w:rPr>
-      </w:pPr>
-      <w:r>
-        <w:rPr>
-          <w:noProof w:val="0"/>
-          <w:lang w:val="en-US"/>
-        </w:rPr>
-        <w:t xml:space="preserve">The assessment </w:t>
-      </w:r>
-      <w:r>
-        <w:rPr>
-          <w:noProof w:val="0"/>
-          <w:lang w:val="en-US"/>
-        </w:rPr>
-        <w:t>indicates</w:t>
-      </w:r>
-      <w:r>
-        <w:rPr>
-          <w:noProof w:val="0"/>
-          <w:lang w:val="en-US"/>
-        </w:rPr>
-        <w:t xml:space="preserve"> that the system is not currently aligned with SOC 2 Security requirements.</w:t>
-      </w:r>
-    </w:p>
-    <w:p>
-      <w:pPr>
-        <w:pStyle w:val="Normal"/>
-      </w:pPr>
-      <w:r>
-        <w:rPr>
-          <w:noProof w:val="0"/>
-          <w:lang w:val="en-US"/>
-        </w:rPr>
-        <w:t xml:space="preserve">Multiple high-risk control gaps were </w:t>
-      </w:r>
-      <w:r>
-        <w:rPr>
-          <w:noProof w:val="0"/>
-          <w:lang w:val="en-US"/>
-        </w:rPr>
-        <w:t>identified</w:t>
-      </w:r>
-      <w:r>
-        <w:rPr>
-          <w:noProof w:val="0"/>
-          <w:lang w:val="en-US"/>
-        </w:rPr>
-        <w:t>, particularly in access control, data protection, and monitoring.</w:t>
-      </w:r>
-    </w:p>
-    <w:p>
-      <w:pPr>
-        <w:pStyle w:val="Normal"/>
-      </w:pPr>
-      <w:r>
-        <w:rPr>
-          <w:noProof w:val="0"/>
-          <w:lang w:val="en-US"/>
-        </w:rPr>
-        <w:t>To achieve SOC 2 readiness, the organization should prioritize the implementation of authentication, access controls, encryption, logging, and formal governance processes.</w:t>
-      </w:r>
-    </w:p>
-    <w:p>
-      <w:pPr>
-        <w:pStyle w:val="Normal"/>
-      </w:pPr>
-      <w:r>
-        <w:rPr>
-          <w:noProof w:val="0"/>
-          <w:lang w:val="en-US"/>
-        </w:rPr>
-        <w:t>Addressing these gaps will significantly improve the system’s security posture and readiness for audit.</w:t>
+        <w:t>Control testing results demonstrate that key controls are either not implemented or not operating effectively, requiring significant remediation prior to any formal audit.</w:t>
       </w:r>
     </w:p>
     <w:p>
